--- a/results/experiment_results_log.docx
+++ b/results/experiment_results_log.docx
@@ -4706,31 +4706,31 @@
               <w:bottom w:val="single" w:color="CCCCCC" w:sz="1"/>
               <w:right w:val="single" w:color="CCCCCC" w:sz="1"/>
             </w:tcBorders>
-            <w:shd w:fill="FFFFFF" w:val="clear"/>
-            <w:tcMar>
-              <w:top w:type="dxa" w:w="80"/>
-              <w:left w:type="dxa" w:w="120"/>
-              <w:bottom w:type="dxa" w:w="80"/>
-              <w:right w:type="dxa" w:w="120"/>
-            </w:tcMar>
-            <w:vAlign w:val="center"/>
-          </w:tcPr>
-          <w:p>
-            <w:pPr>
-              <w:jc w:val="center"/>
-            </w:pPr>
-            <w:r>
-              <w:rPr>
-                <w:rFonts w:ascii="Arial" w:cs="Arial" w:eastAsia="Arial" w:hAnsi="Arial"/>
-                <w:b w:val="false"/>
-                <w:bCs w:val="false"/>
-                <w:i w:val="false"/>
-                <w:iCs w:val="false"/>
-                <w:color w:val="BDC3C7"/>
-                <w:sz w:val="18"/>
-                <w:szCs w:val="18"/>
-              </w:rPr>
-              <w:t xml:space="preserve">—</w:t>
+            <w:shd w:fill="EBF3FB" w:val="clear"/>
+            <w:tcMar>
+              <w:top w:type="dxa" w:w="80"/>
+              <w:left w:type="dxa" w:w="120"/>
+              <w:bottom w:type="dxa" w:w="80"/>
+              <w:right w:type="dxa" w:w="120"/>
+            </w:tcMar>
+            <w:vAlign w:val="center"/>
+          </w:tcPr>
+          <w:p>
+            <w:pPr>
+              <w:jc w:val="center"/>
+            </w:pPr>
+            <w:r>
+              <w:rPr>
+                <w:rFonts w:ascii="Arial" w:cs="Arial" w:eastAsia="Arial" w:hAnsi="Arial"/>
+                <w:b w:val="false"/>
+                <w:bCs w:val="false"/>
+                <w:i w:val="false"/>
+                <w:iCs w:val="false"/>
+                <w:color w:val="000000"/>
+                <w:sz w:val="18"/>
+                <w:szCs w:val="18"/>
+              </w:rPr>
+              <w:t xml:space="preserve">0.6555</w:t>
             </w:r>
           </w:p>
         </w:tc>
@@ -4743,31 +4743,31 @@
               <w:bottom w:val="single" w:color="CCCCCC" w:sz="1"/>
               <w:right w:val="single" w:color="CCCCCC" w:sz="1"/>
             </w:tcBorders>
-            <w:shd w:fill="FFFFFF" w:val="clear"/>
-            <w:tcMar>
-              <w:top w:type="dxa" w:w="80"/>
-              <w:left w:type="dxa" w:w="120"/>
-              <w:bottom w:type="dxa" w:w="80"/>
-              <w:right w:type="dxa" w:w="120"/>
-            </w:tcMar>
-            <w:vAlign w:val="center"/>
-          </w:tcPr>
-          <w:p>
-            <w:pPr>
-              <w:jc w:val="center"/>
-            </w:pPr>
-            <w:r>
-              <w:rPr>
-                <w:rFonts w:ascii="Arial" w:cs="Arial" w:eastAsia="Arial" w:hAnsi="Arial"/>
-                <w:b w:val="false"/>
-                <w:bCs w:val="false"/>
-                <w:i w:val="false"/>
-                <w:iCs w:val="false"/>
-                <w:color w:val="BDC3C7"/>
-                <w:sz w:val="18"/>
-                <w:szCs w:val="18"/>
-              </w:rPr>
-              <w:t xml:space="preserve">—</w:t>
+            <w:shd w:fill="EBF3FB" w:val="clear"/>
+            <w:tcMar>
+              <w:top w:type="dxa" w:w="80"/>
+              <w:left w:type="dxa" w:w="120"/>
+              <w:bottom w:type="dxa" w:w="80"/>
+              <w:right w:type="dxa" w:w="120"/>
+            </w:tcMar>
+            <w:vAlign w:val="center"/>
+          </w:tcPr>
+          <w:p>
+            <w:pPr>
+              <w:jc w:val="center"/>
+            </w:pPr>
+            <w:r>
+              <w:rPr>
+                <w:rFonts w:ascii="Arial" w:cs="Arial" w:eastAsia="Arial" w:hAnsi="Arial"/>
+                <w:b w:val="false"/>
+                <w:bCs w:val="false"/>
+                <w:i w:val="false"/>
+                <w:iCs w:val="false"/>
+                <w:color w:val="000000"/>
+                <w:sz w:val="18"/>
+                <w:szCs w:val="18"/>
+              </w:rPr>
+              <w:t xml:space="preserve">0.6687</w:t>
             </w:r>
           </w:p>
         </w:tc>
@@ -4780,31 +4780,31 @@
               <w:bottom w:val="single" w:color="CCCCCC" w:sz="1"/>
               <w:right w:val="single" w:color="CCCCCC" w:sz="1"/>
             </w:tcBorders>
-            <w:shd w:fill="FFFFFF" w:val="clear"/>
-            <w:tcMar>
-              <w:top w:type="dxa" w:w="80"/>
-              <w:left w:type="dxa" w:w="120"/>
-              <w:bottom w:type="dxa" w:w="80"/>
-              <w:right w:type="dxa" w:w="120"/>
-            </w:tcMar>
-            <w:vAlign w:val="center"/>
-          </w:tcPr>
-          <w:p>
-            <w:pPr>
-              <w:jc w:val="center"/>
-            </w:pPr>
-            <w:r>
-              <w:rPr>
-                <w:rFonts w:ascii="Arial" w:cs="Arial" w:eastAsia="Arial" w:hAnsi="Arial"/>
-                <w:b w:val="false"/>
-                <w:bCs w:val="false"/>
-                <w:i w:val="false"/>
-                <w:iCs w:val="false"/>
-                <w:color w:val="BDC3C7"/>
-                <w:sz w:val="18"/>
-                <w:szCs w:val="18"/>
-              </w:rPr>
-              <w:t xml:space="preserve">—</w:t>
+            <w:shd w:fill="EBF3FB" w:val="clear"/>
+            <w:tcMar>
+              <w:top w:type="dxa" w:w="80"/>
+              <w:left w:type="dxa" w:w="120"/>
+              <w:bottom w:type="dxa" w:w="80"/>
+              <w:right w:type="dxa" w:w="120"/>
+            </w:tcMar>
+            <w:vAlign w:val="center"/>
+          </w:tcPr>
+          <w:p>
+            <w:pPr>
+              <w:jc w:val="center"/>
+            </w:pPr>
+            <w:r>
+              <w:rPr>
+                <w:rFonts w:ascii="Arial" w:cs="Arial" w:eastAsia="Arial" w:hAnsi="Arial"/>
+                <w:b w:val="false"/>
+                <w:bCs w:val="false"/>
+                <w:i w:val="false"/>
+                <w:iCs w:val="false"/>
+                <w:color w:val="000000"/>
+                <w:sz w:val="18"/>
+                <w:szCs w:val="18"/>
+              </w:rPr>
+              <w:t xml:space="preserve">0.6549</w:t>
             </w:r>
           </w:p>
         </w:tc>
@@ -4817,31 +4817,31 @@
               <w:bottom w:val="single" w:color="CCCCCC" w:sz="1"/>
               <w:right w:val="single" w:color="CCCCCC" w:sz="1"/>
             </w:tcBorders>
-            <w:shd w:fill="FFFFFF" w:val="clear"/>
-            <w:tcMar>
-              <w:top w:type="dxa" w:w="80"/>
-              <w:left w:type="dxa" w:w="120"/>
-              <w:bottom w:type="dxa" w:w="80"/>
-              <w:right w:type="dxa" w:w="120"/>
-            </w:tcMar>
-            <w:vAlign w:val="center"/>
-          </w:tcPr>
-          <w:p>
-            <w:pPr>
-              <w:jc w:val="center"/>
-            </w:pPr>
-            <w:r>
-              <w:rPr>
-                <w:rFonts w:ascii="Arial" w:cs="Arial" w:eastAsia="Arial" w:hAnsi="Arial"/>
-                <w:b w:val="false"/>
-                <w:bCs w:val="false"/>
-                <w:i w:val="false"/>
-                <w:iCs w:val="false"/>
-                <w:color w:val="BDC3C7"/>
-                <w:sz w:val="18"/>
-                <w:szCs w:val="18"/>
-              </w:rPr>
-              <w:t xml:space="preserve">—</w:t>
+            <w:shd w:fill="EBF3FB" w:val="clear"/>
+            <w:tcMar>
+              <w:top w:type="dxa" w:w="80"/>
+              <w:left w:type="dxa" w:w="120"/>
+              <w:bottom w:type="dxa" w:w="80"/>
+              <w:right w:type="dxa" w:w="120"/>
+            </w:tcMar>
+            <w:vAlign w:val="center"/>
+          </w:tcPr>
+          <w:p>
+            <w:pPr>
+              <w:jc w:val="center"/>
+            </w:pPr>
+            <w:r>
+              <w:rPr>
+                <w:rFonts w:ascii="Arial" w:cs="Arial" w:eastAsia="Arial" w:hAnsi="Arial"/>
+                <w:b w:val="false"/>
+                <w:bCs w:val="false"/>
+                <w:i w:val="false"/>
+                <w:iCs w:val="false"/>
+                <w:color w:val="000000"/>
+                <w:sz w:val="18"/>
+                <w:szCs w:val="18"/>
+              </w:rPr>
+              <w:t xml:space="preserve">0.6549</w:t>
             </w:r>
           </w:p>
         </w:tc>
@@ -4854,31 +4854,31 @@
               <w:bottom w:val="single" w:color="CCCCCC" w:sz="1"/>
               <w:right w:val="single" w:color="CCCCCC" w:sz="1"/>
             </w:tcBorders>
-            <w:shd w:fill="FFFFFF" w:val="clear"/>
-            <w:tcMar>
-              <w:top w:type="dxa" w:w="80"/>
-              <w:left w:type="dxa" w:w="120"/>
-              <w:bottom w:type="dxa" w:w="80"/>
-              <w:right w:type="dxa" w:w="120"/>
-            </w:tcMar>
-            <w:vAlign w:val="center"/>
-          </w:tcPr>
-          <w:p>
-            <w:pPr>
-              <w:jc w:val="center"/>
-            </w:pPr>
-            <w:r>
-              <w:rPr>
-                <w:rFonts w:ascii="Arial" w:cs="Arial" w:eastAsia="Arial" w:hAnsi="Arial"/>
-                <w:b w:val="false"/>
-                <w:bCs w:val="false"/>
-                <w:i w:val="false"/>
-                <w:iCs w:val="false"/>
-                <w:color w:val="BDC3C7"/>
-                <w:sz w:val="18"/>
-                <w:szCs w:val="18"/>
-              </w:rPr>
-              <w:t xml:space="preserve">—</w:t>
+            <w:shd w:fill="EBF3FB" w:val="clear"/>
+            <w:tcMar>
+              <w:top w:type="dxa" w:w="80"/>
+              <w:left w:type="dxa" w:w="120"/>
+              <w:bottom w:type="dxa" w:w="80"/>
+              <w:right w:type="dxa" w:w="120"/>
+            </w:tcMar>
+            <w:vAlign w:val="center"/>
+          </w:tcPr>
+          <w:p>
+            <w:pPr>
+              <w:jc w:val="center"/>
+            </w:pPr>
+            <w:r>
+              <w:rPr>
+                <w:rFonts w:ascii="Arial" w:cs="Arial" w:eastAsia="Arial" w:hAnsi="Arial"/>
+                <w:b w:val="false"/>
+                <w:bCs w:val="false"/>
+                <w:i w:val="false"/>
+                <w:iCs w:val="false"/>
+                <w:color w:val="000000"/>
+                <w:sz w:val="18"/>
+                <w:szCs w:val="18"/>
+              </w:rPr>
+              <w:t xml:space="preserve">0.8786</w:t>
             </w:r>
           </w:p>
         </w:tc>
@@ -4891,31 +4891,31 @@
               <w:bottom w:val="single" w:color="CCCCCC" w:sz="1"/>
               <w:right w:val="single" w:color="CCCCCC" w:sz="1"/>
             </w:tcBorders>
-            <w:shd w:fill="FFFFFF" w:val="clear"/>
-            <w:tcMar>
-              <w:top w:type="dxa" w:w="80"/>
-              <w:left w:type="dxa" w:w="120"/>
-              <w:bottom w:type="dxa" w:w="80"/>
-              <w:right w:type="dxa" w:w="120"/>
-            </w:tcMar>
-            <w:vAlign w:val="center"/>
-          </w:tcPr>
-          <w:p>
-            <w:pPr>
-              <w:jc w:val="center"/>
-            </w:pPr>
-            <w:r>
-              <w:rPr>
-                <w:rFonts w:ascii="Arial" w:cs="Arial" w:eastAsia="Arial" w:hAnsi="Arial"/>
-                <w:b w:val="false"/>
-                <w:bCs w:val="false"/>
-                <w:i w:val="false"/>
-                <w:iCs w:val="false"/>
-                <w:color w:val="BDC3C7"/>
-                <w:sz w:val="18"/>
-                <w:szCs w:val="18"/>
-              </w:rPr>
-              <w:t xml:space="preserve">—</w:t>
+            <w:shd w:fill="EBF3FB" w:val="clear"/>
+            <w:tcMar>
+              <w:top w:type="dxa" w:w="80"/>
+              <w:left w:type="dxa" w:w="120"/>
+              <w:bottom w:type="dxa" w:w="80"/>
+              <w:right w:type="dxa" w:w="120"/>
+            </w:tcMar>
+            <w:vAlign w:val="center"/>
+          </w:tcPr>
+          <w:p>
+            <w:pPr>
+              <w:jc w:val="center"/>
+            </w:pPr>
+            <w:r>
+              <w:rPr>
+                <w:rFonts w:ascii="Arial" w:cs="Arial" w:eastAsia="Arial" w:hAnsi="Arial"/>
+                <w:b w:val="false"/>
+                <w:bCs w:val="false"/>
+                <w:i w:val="false"/>
+                <w:iCs w:val="false"/>
+                <w:color w:val="000000"/>
+                <w:sz w:val="18"/>
+                <w:szCs w:val="18"/>
+              </w:rPr>
+              <w:t xml:space="preserve">~36,888 (~0.05%)</w:t>
             </w:r>
           </w:p>
         </w:tc>
@@ -5294,7 +5294,7 @@
                 <w:sz w:val="18"/>
                 <w:szCs w:val="18"/>
               </w:rPr>
-              <w:t xml:space="preserve">—</w:t>
+              <w:t xml:space="preserve">—*</w:t>
             </w:r>
           </w:p>
         </w:tc>
@@ -5331,7 +5331,7 @@
                 <w:sz w:val="18"/>
                 <w:szCs w:val="18"/>
               </w:rPr>
-              <w:t xml:space="preserve">—</w:t>
+              <w:t xml:space="preserve">—*</w:t>
             </w:r>
           </w:p>
         </w:tc>
@@ -5368,7 +5368,7 @@
                 <w:sz w:val="18"/>
                 <w:szCs w:val="18"/>
               </w:rPr>
-              <w:t xml:space="preserve">—</w:t>
+              <w:t xml:space="preserve">—*</w:t>
             </w:r>
           </w:p>
         </w:tc>
@@ -5405,7 +5405,7 @@
                 <w:sz w:val="18"/>
                 <w:szCs w:val="18"/>
               </w:rPr>
-              <w:t xml:space="preserve">—</w:t>
+              <w:t xml:space="preserve">—*</w:t>
             </w:r>
           </w:p>
         </w:tc>
@@ -5457,31 +5457,31 @@
               <w:bottom w:val="single" w:color="CCCCCC" w:sz="1"/>
               <w:right w:val="single" w:color="CCCCCC" w:sz="1"/>
             </w:tcBorders>
-            <w:shd w:fill="FFFFFF" w:val="clear"/>
-            <w:tcMar>
-              <w:top w:type="dxa" w:w="80"/>
-              <w:left w:type="dxa" w:w="120"/>
-              <w:bottom w:type="dxa" w:w="80"/>
-              <w:right w:type="dxa" w:w="120"/>
-            </w:tcMar>
-            <w:vAlign w:val="center"/>
-          </w:tcPr>
-          <w:p>
-            <w:pPr>
-              <w:jc w:val="center"/>
-            </w:pPr>
-            <w:r>
-              <w:rPr>
-                <w:rFonts w:ascii="Arial" w:cs="Arial" w:eastAsia="Arial" w:hAnsi="Arial"/>
-                <w:b w:val="false"/>
-                <w:bCs w:val="false"/>
-                <w:i w:val="false"/>
-                <w:iCs w:val="false"/>
-                <w:color w:val="BDC3C7"/>
-                <w:sz w:val="18"/>
-                <w:szCs w:val="18"/>
-              </w:rPr>
-              <w:t xml:space="preserve">—</w:t>
+            <w:shd w:fill="EBF3FB" w:val="clear"/>
+            <w:tcMar>
+              <w:top w:type="dxa" w:w="80"/>
+              <w:left w:type="dxa" w:w="120"/>
+              <w:bottom w:type="dxa" w:w="80"/>
+              <w:right w:type="dxa" w:w="120"/>
+            </w:tcMar>
+            <w:vAlign w:val="center"/>
+          </w:tcPr>
+          <w:p>
+            <w:pPr>
+              <w:jc w:val="center"/>
+            </w:pPr>
+            <w:r>
+              <w:rPr>
+                <w:rFonts w:ascii="Arial" w:cs="Arial" w:eastAsia="Arial" w:hAnsi="Arial"/>
+                <w:b w:val="false"/>
+                <w:bCs w:val="false"/>
+                <w:i w:val="false"/>
+                <w:iCs w:val="false"/>
+                <w:color w:val="000000"/>
+                <w:sz w:val="18"/>
+                <w:szCs w:val="18"/>
+              </w:rPr>
+              <w:t xml:space="preserve">0.74</w:t>
             </w:r>
           </w:p>
         </w:tc>
@@ -5494,31 +5494,31 @@
               <w:bottom w:val="single" w:color="CCCCCC" w:sz="1"/>
               <w:right w:val="single" w:color="CCCCCC" w:sz="1"/>
             </w:tcBorders>
-            <w:shd w:fill="FFFFFF" w:val="clear"/>
-            <w:tcMar>
-              <w:top w:type="dxa" w:w="80"/>
-              <w:left w:type="dxa" w:w="120"/>
-              <w:bottom w:type="dxa" w:w="80"/>
-              <w:right w:type="dxa" w:w="120"/>
-            </w:tcMar>
-            <w:vAlign w:val="center"/>
-          </w:tcPr>
-          <w:p>
-            <w:pPr>
-              <w:jc w:val="center"/>
-            </w:pPr>
-            <w:r>
-              <w:rPr>
-                <w:rFonts w:ascii="Arial" w:cs="Arial" w:eastAsia="Arial" w:hAnsi="Arial"/>
-                <w:b w:val="false"/>
-                <w:bCs w:val="false"/>
-                <w:i w:val="false"/>
-                <w:iCs w:val="false"/>
-                <w:color w:val="BDC3C7"/>
-                <w:sz w:val="18"/>
-                <w:szCs w:val="18"/>
-              </w:rPr>
-              <w:t xml:space="preserve">—</w:t>
+            <w:shd w:fill="EBF3FB" w:val="clear"/>
+            <w:tcMar>
+              <w:top w:type="dxa" w:w="80"/>
+              <w:left w:type="dxa" w:w="120"/>
+              <w:bottom w:type="dxa" w:w="80"/>
+              <w:right w:type="dxa" w:w="120"/>
+            </w:tcMar>
+            <w:vAlign w:val="center"/>
+          </w:tcPr>
+          <w:p>
+            <w:pPr>
+              <w:jc w:val="center"/>
+            </w:pPr>
+            <w:r>
+              <w:rPr>
+                <w:rFonts w:ascii="Arial" w:cs="Arial" w:eastAsia="Arial" w:hAnsi="Arial"/>
+                <w:b w:val="false"/>
+                <w:bCs w:val="false"/>
+                <w:i w:val="false"/>
+                <w:iCs w:val="false"/>
+                <w:color w:val="000000"/>
+                <w:sz w:val="18"/>
+                <w:szCs w:val="18"/>
+              </w:rPr>
+              <w:t xml:space="preserve">0.66</w:t>
             </w:r>
           </w:p>
         </w:tc>
@@ -5531,31 +5531,31 @@
               <w:bottom w:val="single" w:color="CCCCCC" w:sz="1"/>
               <w:right w:val="single" w:color="CCCCCC" w:sz="1"/>
             </w:tcBorders>
-            <w:shd w:fill="FFFFFF" w:val="clear"/>
-            <w:tcMar>
-              <w:top w:type="dxa" w:w="80"/>
-              <w:left w:type="dxa" w:w="120"/>
-              <w:bottom w:type="dxa" w:w="80"/>
-              <w:right w:type="dxa" w:w="120"/>
-            </w:tcMar>
-            <w:vAlign w:val="center"/>
-          </w:tcPr>
-          <w:p>
-            <w:pPr>
-              <w:jc w:val="center"/>
-            </w:pPr>
-            <w:r>
-              <w:rPr>
-                <w:rFonts w:ascii="Arial" w:cs="Arial" w:eastAsia="Arial" w:hAnsi="Arial"/>
-                <w:b w:val="false"/>
-                <w:bCs w:val="false"/>
-                <w:i w:val="false"/>
-                <w:iCs w:val="false"/>
-                <w:color w:val="BDC3C7"/>
-                <w:sz w:val="18"/>
-                <w:szCs w:val="18"/>
-              </w:rPr>
-              <w:t xml:space="preserve">—</w:t>
+            <w:shd w:fill="EBF3FB" w:val="clear"/>
+            <w:tcMar>
+              <w:top w:type="dxa" w:w="80"/>
+              <w:left w:type="dxa" w:w="120"/>
+              <w:bottom w:type="dxa" w:w="80"/>
+              <w:right w:type="dxa" w:w="120"/>
+            </w:tcMar>
+            <w:vAlign w:val="center"/>
+          </w:tcPr>
+          <w:p>
+            <w:pPr>
+              <w:jc w:val="center"/>
+            </w:pPr>
+            <w:r>
+              <w:rPr>
+                <w:rFonts w:ascii="Arial" w:cs="Arial" w:eastAsia="Arial" w:hAnsi="Arial"/>
+                <w:b w:val="false"/>
+                <w:bCs w:val="false"/>
+                <w:i w:val="false"/>
+                <w:iCs w:val="false"/>
+                <w:color w:val="000000"/>
+                <w:sz w:val="18"/>
+                <w:szCs w:val="18"/>
+              </w:rPr>
+              <w:t xml:space="preserve">0.71</w:t>
             </w:r>
           </w:p>
         </w:tc>
@@ -5568,31 +5568,31 @@
               <w:bottom w:val="single" w:color="CCCCCC" w:sz="1"/>
               <w:right w:val="single" w:color="CCCCCC" w:sz="1"/>
             </w:tcBorders>
-            <w:shd w:fill="FFFFFF" w:val="clear"/>
-            <w:tcMar>
-              <w:top w:type="dxa" w:w="80"/>
-              <w:left w:type="dxa" w:w="120"/>
-              <w:bottom w:type="dxa" w:w="80"/>
-              <w:right w:type="dxa" w:w="120"/>
-            </w:tcMar>
-            <w:vAlign w:val="center"/>
-          </w:tcPr>
-          <w:p>
-            <w:pPr>
-              <w:jc w:val="center"/>
-            </w:pPr>
-            <w:r>
-              <w:rPr>
-                <w:rFonts w:ascii="Arial" w:cs="Arial" w:eastAsia="Arial" w:hAnsi="Arial"/>
-                <w:b w:val="false"/>
-                <w:bCs w:val="false"/>
-                <w:i w:val="false"/>
-                <w:iCs w:val="false"/>
-                <w:color w:val="BDC3C7"/>
-                <w:sz w:val="18"/>
-                <w:szCs w:val="18"/>
-              </w:rPr>
-              <w:t xml:space="preserve">—</w:t>
+            <w:shd w:fill="EBF3FB" w:val="clear"/>
+            <w:tcMar>
+              <w:top w:type="dxa" w:w="80"/>
+              <w:left w:type="dxa" w:w="120"/>
+              <w:bottom w:type="dxa" w:w="80"/>
+              <w:right w:type="dxa" w:w="120"/>
+            </w:tcMar>
+            <w:vAlign w:val="center"/>
+          </w:tcPr>
+          <w:p>
+            <w:pPr>
+              <w:jc w:val="center"/>
+            </w:pPr>
+            <w:r>
+              <w:rPr>
+                <w:rFonts w:ascii="Arial" w:cs="Arial" w:eastAsia="Arial" w:hAnsi="Arial"/>
+                <w:b w:val="false"/>
+                <w:bCs w:val="false"/>
+                <w:i w:val="false"/>
+                <w:iCs w:val="false"/>
+                <w:color w:val="000000"/>
+                <w:sz w:val="18"/>
+                <w:szCs w:val="18"/>
+              </w:rPr>
+              <w:t xml:space="preserve">0.55</w:t>
             </w:r>
           </w:p>
         </w:tc>
@@ -5605,31 +5605,31 @@
               <w:bottom w:val="single" w:color="CCCCCC" w:sz="1"/>
               <w:right w:val="single" w:color="CCCCCC" w:sz="1"/>
             </w:tcBorders>
-            <w:shd w:fill="FFFFFF" w:val="clear"/>
-            <w:tcMar>
-              <w:top w:type="dxa" w:w="80"/>
-              <w:left w:type="dxa" w:w="120"/>
-              <w:bottom w:type="dxa" w:w="80"/>
-              <w:right w:type="dxa" w:w="120"/>
-            </w:tcMar>
-            <w:vAlign w:val="center"/>
-          </w:tcPr>
-          <w:p>
-            <w:pPr>
-              <w:jc w:val="center"/>
-            </w:pPr>
-            <w:r>
-              <w:rPr>
-                <w:rFonts w:ascii="Arial" w:cs="Arial" w:eastAsia="Arial" w:hAnsi="Arial"/>
-                <w:b w:val="false"/>
-                <w:bCs w:val="false"/>
-                <w:i w:val="false"/>
-                <w:iCs w:val="false"/>
-                <w:color w:val="BDC3C7"/>
-                <w:sz w:val="18"/>
-                <w:szCs w:val="18"/>
-              </w:rPr>
-              <w:t xml:space="preserve">—</w:t>
+            <w:shd w:fill="EBF3FB" w:val="clear"/>
+            <w:tcMar>
+              <w:top w:type="dxa" w:w="80"/>
+              <w:left w:type="dxa" w:w="120"/>
+              <w:bottom w:type="dxa" w:w="80"/>
+              <w:right w:type="dxa" w:w="120"/>
+            </w:tcMar>
+            <w:vAlign w:val="center"/>
+          </w:tcPr>
+          <w:p>
+            <w:pPr>
+              <w:jc w:val="center"/>
+            </w:pPr>
+            <w:r>
+              <w:rPr>
+                <w:rFonts w:ascii="Arial" w:cs="Arial" w:eastAsia="Arial" w:hAnsi="Arial"/>
+                <w:b w:val="false"/>
+                <w:bCs w:val="false"/>
+                <w:i w:val="false"/>
+                <w:iCs w:val="false"/>
+                <w:color w:val="000000"/>
+                <w:sz w:val="18"/>
+                <w:szCs w:val="18"/>
+              </w:rPr>
+              <w:t xml:space="preserve">0.76</w:t>
             </w:r>
           </w:p>
         </w:tc>
@@ -5664,7 +5664,7 @@
           <w:sz w:val="17"/>
           <w:szCs w:val="17"/>
         </w:rPr>
-        <w:t xml:space="preserve">Per-class recall will be filled in after confusion matrix text colour bug is fixed and ReFT training is complete.</w:t>
+        <w:t xml:space="preserve">*LoRA per-class recall (except anxiety) pending re-run of confusion matrix with text colour fix. ReFT values are from the fixed confusion matrix.</w:t>
       </w:r>
     </w:p>
     <w:p>
@@ -7008,31 +7008,31 @@
               <w:bottom w:val="single" w:color="CCCCCC" w:sz="1"/>
               <w:right w:val="single" w:color="CCCCCC" w:sz="1"/>
             </w:tcBorders>
-            <w:shd w:fill="FFFFFF" w:val="clear"/>
-            <w:tcMar>
-              <w:top w:type="dxa" w:w="80"/>
-              <w:left w:type="dxa" w:w="120"/>
-              <w:bottom w:type="dxa" w:w="80"/>
-              <w:right w:type="dxa" w:w="120"/>
-            </w:tcMar>
-            <w:vAlign w:val="center"/>
-          </w:tcPr>
-          <w:p>
-            <w:pPr>
-              <w:jc w:val="center"/>
-            </w:pPr>
-            <w:r>
-              <w:rPr>
-                <w:rFonts w:ascii="Arial" w:cs="Arial" w:eastAsia="Arial" w:hAnsi="Arial"/>
-                <w:b w:val="false"/>
-                <w:bCs w:val="false"/>
-                <w:i w:val="false"/>
-                <w:iCs w:val="false"/>
-                <w:color w:val="BDC3C7"/>
-                <w:sz w:val="18"/>
-                <w:szCs w:val="18"/>
-              </w:rPr>
-              <w:t xml:space="preserve">—</w:t>
+            <w:shd w:fill="EBF3FB" w:val="clear"/>
+            <w:tcMar>
+              <w:top w:type="dxa" w:w="80"/>
+              <w:left w:type="dxa" w:w="120"/>
+              <w:bottom w:type="dxa" w:w="80"/>
+              <w:right w:type="dxa" w:w="120"/>
+            </w:tcMar>
+            <w:vAlign w:val="center"/>
+          </w:tcPr>
+          <w:p>
+            <w:pPr>
+              <w:jc w:val="center"/>
+            </w:pPr>
+            <w:r>
+              <w:rPr>
+                <w:rFonts w:ascii="Arial" w:cs="Arial" w:eastAsia="Arial" w:hAnsi="Arial"/>
+                <w:b w:val="false"/>
+                <w:bCs w:val="false"/>
+                <w:i w:val="false"/>
+                <w:iCs w:val="false"/>
+                <w:color w:val="000000"/>
+                <w:sz w:val="18"/>
+                <w:szCs w:val="18"/>
+              </w:rPr>
+              <w:t xml:space="preserve">~36,888</w:t>
             </w:r>
           </w:p>
         </w:tc>
@@ -7045,31 +7045,31 @@
               <w:bottom w:val="single" w:color="CCCCCC" w:sz="1"/>
               <w:right w:val="single" w:color="CCCCCC" w:sz="1"/>
             </w:tcBorders>
-            <w:shd w:fill="FFFFFF" w:val="clear"/>
-            <w:tcMar>
-              <w:top w:type="dxa" w:w="80"/>
-              <w:left w:type="dxa" w:w="120"/>
-              <w:bottom w:type="dxa" w:w="80"/>
-              <w:right w:type="dxa" w:w="120"/>
-            </w:tcMar>
-            <w:vAlign w:val="center"/>
-          </w:tcPr>
-          <w:p>
-            <w:pPr>
-              <w:jc w:val="center"/>
-            </w:pPr>
-            <w:r>
-              <w:rPr>
-                <w:rFonts w:ascii="Arial" w:cs="Arial" w:eastAsia="Arial" w:hAnsi="Arial"/>
-                <w:b w:val="false"/>
-                <w:bCs w:val="false"/>
-                <w:i w:val="false"/>
-                <w:iCs w:val="false"/>
-                <w:color w:val="BDC3C7"/>
-                <w:sz w:val="18"/>
-                <w:szCs w:val="18"/>
-              </w:rPr>
-              <w:t xml:space="preserve">—</w:t>
+            <w:shd w:fill="EBF3FB" w:val="clear"/>
+            <w:tcMar>
+              <w:top w:type="dxa" w:w="80"/>
+              <w:left w:type="dxa" w:w="120"/>
+              <w:bottom w:type="dxa" w:w="80"/>
+              <w:right w:type="dxa" w:w="120"/>
+            </w:tcMar>
+            <w:vAlign w:val="center"/>
+          </w:tcPr>
+          <w:p>
+            <w:pPr>
+              <w:jc w:val="center"/>
+            </w:pPr>
+            <w:r>
+              <w:rPr>
+                <w:rFonts w:ascii="Arial" w:cs="Arial" w:eastAsia="Arial" w:hAnsi="Arial"/>
+                <w:b w:val="false"/>
+                <w:bCs w:val="false"/>
+                <w:i w:val="false"/>
+                <w:iCs w:val="false"/>
+                <w:color w:val="000000"/>
+                <w:sz w:val="18"/>
+                <w:szCs w:val="18"/>
+              </w:rPr>
+              <w:t xml:space="preserve">~0.05%</w:t>
             </w:r>
           </w:p>
         </w:tc>
@@ -7082,31 +7082,31 @@
               <w:bottom w:val="single" w:color="CCCCCC" w:sz="1"/>
               <w:right w:val="single" w:color="CCCCCC" w:sz="1"/>
             </w:tcBorders>
-            <w:shd w:fill="FFFFFF" w:val="clear"/>
-            <w:tcMar>
-              <w:top w:type="dxa" w:w="80"/>
-              <w:left w:type="dxa" w:w="120"/>
-              <w:bottom w:type="dxa" w:w="80"/>
-              <w:right w:type="dxa" w:w="120"/>
-            </w:tcMar>
-            <w:vAlign w:val="center"/>
-          </w:tcPr>
-          <w:p>
-            <w:pPr>
-              <w:jc w:val="center"/>
-            </w:pPr>
-            <w:r>
-              <w:rPr>
-                <w:rFonts w:ascii="Arial" w:cs="Arial" w:eastAsia="Arial" w:hAnsi="Arial"/>
-                <w:b w:val="false"/>
-                <w:bCs w:val="false"/>
-                <w:i w:val="false"/>
-                <w:iCs w:val="false"/>
-                <w:color w:val="BDC3C7"/>
-                <w:sz w:val="18"/>
-                <w:szCs w:val="18"/>
-              </w:rPr>
-              <w:t xml:space="preserve">—</w:t>
+            <w:shd w:fill="EBF3FB" w:val="clear"/>
+            <w:tcMar>
+              <w:top w:type="dxa" w:w="80"/>
+              <w:left w:type="dxa" w:w="120"/>
+              <w:bottom w:type="dxa" w:w="80"/>
+              <w:right w:type="dxa" w:w="120"/>
+            </w:tcMar>
+            <w:vAlign w:val="center"/>
+          </w:tcPr>
+          <w:p>
+            <w:pPr>
+              <w:jc w:val="center"/>
+            </w:pPr>
+            <w:r>
+              <w:rPr>
+                <w:rFonts w:ascii="Arial" w:cs="Arial" w:eastAsia="Arial" w:hAnsi="Arial"/>
+                <w:b w:val="false"/>
+                <w:bCs w:val="false"/>
+                <w:i w:val="false"/>
+                <w:iCs w:val="false"/>
+                <w:color w:val="000000"/>
+                <w:sz w:val="18"/>
+                <w:szCs w:val="18"/>
+              </w:rPr>
+              <w:t xml:space="preserve">28</w:t>
             </w:r>
           </w:p>
         </w:tc>
@@ -7119,31 +7119,31 @@
               <w:bottom w:val="single" w:color="CCCCCC" w:sz="1"/>
               <w:right w:val="single" w:color="CCCCCC" w:sz="1"/>
             </w:tcBorders>
-            <w:shd w:fill="FFFFFF" w:val="clear"/>
-            <w:tcMar>
-              <w:top w:type="dxa" w:w="80"/>
-              <w:left w:type="dxa" w:w="120"/>
-              <w:bottom w:type="dxa" w:w="80"/>
-              <w:right w:type="dxa" w:w="120"/>
-            </w:tcMar>
-            <w:vAlign w:val="center"/>
-          </w:tcPr>
-          <w:p>
-            <w:pPr>
-              <w:jc w:val="center"/>
-            </w:pPr>
-            <w:r>
-              <w:rPr>
-                <w:rFonts w:ascii="Arial" w:cs="Arial" w:eastAsia="Arial" w:hAnsi="Arial"/>
-                <w:b w:val="false"/>
-                <w:bCs w:val="false"/>
-                <w:i w:val="false"/>
-                <w:iCs w:val="false"/>
-                <w:color w:val="BDC3C7"/>
-                <w:sz w:val="18"/>
-                <w:szCs w:val="18"/>
-              </w:rPr>
-              <w:t xml:space="preserve">—</w:t>
+            <w:shd w:fill="EBF3FB" w:val="clear"/>
+            <w:tcMar>
+              <w:top w:type="dxa" w:w="80"/>
+              <w:left w:type="dxa" w:w="120"/>
+              <w:bottom w:type="dxa" w:w="80"/>
+              <w:right w:type="dxa" w:w="120"/>
+            </w:tcMar>
+            <w:vAlign w:val="center"/>
+          </w:tcPr>
+          <w:p>
+            <w:pPr>
+              <w:jc w:val="center"/>
+            </w:pPr>
+            <w:r>
+              <w:rPr>
+                <w:rFonts w:ascii="Arial" w:cs="Arial" w:eastAsia="Arial" w:hAnsi="Arial"/>
+                <w:b w:val="false"/>
+                <w:bCs w:val="false"/>
+                <w:i w:val="false"/>
+                <w:iCs w:val="false"/>
+                <w:color w:val="000000"/>
+                <w:sz w:val="18"/>
+                <w:szCs w:val="18"/>
+              </w:rPr>
+              <w:t xml:space="preserve">TBD</w:t>
             </w:r>
           </w:p>
         </w:tc>
@@ -7156,31 +7156,31 @@
               <w:bottom w:val="single" w:color="CCCCCC" w:sz="1"/>
               <w:right w:val="single" w:color="CCCCCC" w:sz="1"/>
             </w:tcBorders>
-            <w:shd w:fill="FFFFFF" w:val="clear"/>
-            <w:tcMar>
-              <w:top w:type="dxa" w:w="80"/>
-              <w:left w:type="dxa" w:w="120"/>
-              <w:bottom w:type="dxa" w:w="80"/>
-              <w:right w:type="dxa" w:w="120"/>
-            </w:tcMar>
-            <w:vAlign w:val="center"/>
-          </w:tcPr>
-          <w:p>
-            <w:pPr>
-              <w:jc w:val="center"/>
-            </w:pPr>
-            <w:r>
-              <w:rPr>
-                <w:rFonts w:ascii="Arial" w:cs="Arial" w:eastAsia="Arial" w:hAnsi="Arial"/>
-                <w:b w:val="false"/>
-                <w:bCs w:val="false"/>
-                <w:i w:val="false"/>
-                <w:iCs w:val="false"/>
-                <w:color w:val="BDC3C7"/>
-                <w:sz w:val="18"/>
-                <w:szCs w:val="18"/>
-              </w:rPr>
-              <w:t xml:space="preserve">—</w:t>
+            <w:shd w:fill="EBF3FB" w:val="clear"/>
+            <w:tcMar>
+              <w:top w:type="dxa" w:w="80"/>
+              <w:left w:type="dxa" w:w="120"/>
+              <w:bottom w:type="dxa" w:w="80"/>
+              <w:right w:type="dxa" w:w="120"/>
+            </w:tcMar>
+            <w:vAlign w:val="center"/>
+          </w:tcPr>
+          <w:p>
+            <w:pPr>
+              <w:jc w:val="center"/>
+            </w:pPr>
+            <w:r>
+              <w:rPr>
+                <w:rFonts w:ascii="Arial" w:cs="Arial" w:eastAsia="Arial" w:hAnsi="Arial"/>
+                <w:b w:val="false"/>
+                <w:bCs w:val="false"/>
+                <w:i w:val="false"/>
+                <w:iCs w:val="false"/>
+                <w:color w:val="000000"/>
+                <w:sz w:val="18"/>
+                <w:szCs w:val="18"/>
+              </w:rPr>
+              <w:t xml:space="preserve">7</w:t>
             </w:r>
           </w:p>
         </w:tc>
@@ -7193,31 +7193,31 @@
               <w:bottom w:val="single" w:color="CCCCCC" w:sz="1"/>
               <w:right w:val="single" w:color="CCCCCC" w:sz="1"/>
             </w:tcBorders>
-            <w:shd w:fill="FFFFFF" w:val="clear"/>
-            <w:tcMar>
-              <w:top w:type="dxa" w:w="80"/>
-              <w:left w:type="dxa" w:w="120"/>
-              <w:bottom w:type="dxa" w:w="80"/>
-              <w:right w:type="dxa" w:w="120"/>
-            </w:tcMar>
-            <w:vAlign w:val="center"/>
-          </w:tcPr>
-          <w:p>
-            <w:pPr>
-              <w:jc w:val="center"/>
-            </w:pPr>
-            <w:r>
-              <w:rPr>
-                <w:rFonts w:ascii="Arial" w:cs="Arial" w:eastAsia="Arial" w:hAnsi="Arial"/>
-                <w:b w:val="false"/>
-                <w:bCs w:val="false"/>
-                <w:i w:val="false"/>
-                <w:iCs w:val="false"/>
-                <w:color w:val="BDC3C7"/>
-                <w:sz w:val="18"/>
-                <w:szCs w:val="18"/>
-              </w:rPr>
-              <w:t xml:space="preserve">—</w:t>
+            <w:shd w:fill="EBF3FB" w:val="clear"/>
+            <w:tcMar>
+              <w:top w:type="dxa" w:w="80"/>
+              <w:left w:type="dxa" w:w="120"/>
+              <w:bottom w:type="dxa" w:w="80"/>
+              <w:right w:type="dxa" w:w="120"/>
+            </w:tcMar>
+            <w:vAlign w:val="center"/>
+          </w:tcPr>
+          <w:p>
+            <w:pPr>
+              <w:jc w:val="center"/>
+            </w:pPr>
+            <w:r>
+              <w:rPr>
+                <w:rFonts w:ascii="Arial" w:cs="Arial" w:eastAsia="Arial" w:hAnsi="Arial"/>
+                <w:b w:val="false"/>
+                <w:bCs w:val="false"/>
+                <w:i w:val="false"/>
+                <w:iCs w:val="false"/>
+                <w:color w:val="000000"/>
+                <w:sz w:val="18"/>
+                <w:szCs w:val="18"/>
+              </w:rPr>
+              <w:t xml:space="preserve">Yes (p=3)</w:t>
             </w:r>
           </w:p>
         </w:tc>
@@ -7931,12 +7931,12 @@
                 <w:szCs w:val="17"/>
               </w:rPr>
               <w:t xml:space="preserve">• AUC 0.904 — strong class separation despite moderate F1
-• Anxiety/depression confusion expected — clinically comorbid conditions share language
-• Suicide_watch cleanly identified — distinct crisis language
-• Depression is hardest class — majority class language bleeds into other categories
-• No early stopping triggered — model improved all 10 epochs
-• Confusion matrix text colour bug (white on light blue) — fix pushed, re-run pending
-• sys.path.insert(0,...) fix needed — sys.path.append was picking up wrong config module</w:t>
+• Anxiety recall 0.81 — best performing class, distinct language patterns
+• No early stopping — model improved consistently across all 10 epochs
+• Depression hardest class — majority class language bleeds into all others
+• Suicide_watch likely clean — distinct crisis language (per-class recall pending confusion matrix re-run)
+• Anxiety/depression confusion (0.08) expected — clinically comorbid, overlapping language
+• Bugs fixed: sys.path.insert(0,...) for config import; confusion matrix text colour (annot=False + manual annotation)</w:t>
             </w:r>
           </w:p>
         </w:tc>
@@ -8005,7 +8005,17 @@
                 <w:sz w:val="17"/>
                 <w:szCs w:val="17"/>
               </w:rPr>
-              <w:t xml:space="preserve">Pending</w:t>
+              <w:t xml:space="preserve">• F1=0.6555 vs LoRA 0.6985 — gap of 4.3%, larger than Nwaiwu (2025) 1-2% on standard datasets
+• AUC=0.8786 vs LoRA 0.904 — smaller gap (2.5%), model still separates classes reasonably
+• Early stopping at epoch 7 — rank-4 subspace reached expressive limit before LoRA did
+• 20x fewer parameters (~36,888 vs 741,893), 57% faster training (28 min vs 65 min)
+• MOST CRITICAL FINDING: suicide_watch→depression confusion (0.20) and depression→suicide_watch (0.19) — bidirectional confusion between highest-risk classes. In a real mental health application this is a high-stakes failure — missing suicidal ideation by labelling it as depression.
+• Anxiety recall dropped from 0.81 (LoRA) to 0.74 (ReFT) — rank-4 intervention insufficient to fully separate anxiety from depression (0.10 confusion)
+• Bipolar recall 0.71 — reasonable, bipolar has more distinct markers (mood cycling language)
+• Depression recall 0.55 — weakest class in both methods, majority class language is too diffuse
+• No_stress recall 0.76 — surprisingly strong despite being most underrepresented; class weights working
+• Pyreft/pyvene abandoned due to DistilBERT incompatibility — 7 distinct errors across version conflicts, path parsing, DataParallel, and forward signature mismatches. Manual PyTorch hook implementation used instead.
+• Padding changed to max_length=256 static (vs dynamic in LoRA) due to DataCollatorWithPadding incompatibility with custom nn.Module</w:t>
             </w:r>
           </w:p>
         </w:tc>
